--- a/backend/templates/contract-standard.docx
+++ b/backend/templates/contract-standard.docx
@@ -72,7 +72,7 @@
           <w:rFonts w:ascii="Times New Roman" w:hAnsi="Times New Roman" w:cs="Times New Roman"/>
           <w:sz w:val="22"/>
         </w:rPr>
-        <w:t xml:space="preserve">№{number}</w:t>
+        <w:t xml:space="preserve">№ {number}</w:t>
       </w:r>
     </w:p>
     <w:p>
